--- a/WebContent/docx/实体瘤54+6基因报告-安徽胸科.docx
+++ b/WebContent/docx/实体瘤54+6基因报告-安徽胸科.docx
@@ -1474,13 +1474,6 @@
             <w:insideH w:val="single" w:color="A4A4A4" w:sz="4" w:space="0"/>
             <w:insideV w:val="single" w:color="A4A4A4" w:sz="4" w:space="0"/>
           </w:tblBorders>
-          <w:shd w:val="clear" w:color="auto" w:fill="auto"/>
-          <w:tblCellMar>
-            <w:top w:w="0" w:type="dxa"/>
-            <w:left w:w="108" w:type="dxa"/>
-            <w:bottom w:w="0" w:type="dxa"/>
-            <w:right w:w="108" w:type="dxa"/>
-          </w:tblCellMar>
         </w:tblPrEx>
         <w:trPr>
           <w:trHeight w:val="420" w:hRule="atLeast"/>
@@ -1609,7 +1602,6 @@
             <w:insideH w:val="single" w:color="A4A4A4" w:sz="4" w:space="0"/>
             <w:insideV w:val="single" w:color="A4A4A4" w:sz="4" w:space="0"/>
           </w:tblBorders>
-          <w:shd w:val="clear" w:color="auto" w:fill="auto"/>
           <w:tblCellMar>
             <w:top w:w="0" w:type="dxa"/>
             <w:left w:w="108" w:type="dxa"/>
@@ -1666,7 +1658,6 @@
             <w:insideH w:val="single" w:color="A4A4A4" w:sz="4" w:space="0"/>
             <w:insideV w:val="single" w:color="A4A4A4" w:sz="4" w:space="0"/>
           </w:tblBorders>
-          <w:shd w:val="clear" w:color="auto" w:fill="auto"/>
           <w:tblCellMar>
             <w:top w:w="0" w:type="dxa"/>
             <w:left w:w="108" w:type="dxa"/>
@@ -2092,7 +2083,6 @@
             <w:insideH w:val="single" w:color="A4A4A4" w:sz="4" w:space="0"/>
             <w:insideV w:val="single" w:color="A4A4A4" w:sz="4" w:space="0"/>
           </w:tblBorders>
-          <w:shd w:val="clear" w:color="auto" w:fill="auto"/>
           <w:tblCellMar>
             <w:top w:w="0" w:type="dxa"/>
             <w:left w:w="108" w:type="dxa"/>
@@ -5138,8 +5128,8 @@
         </w:rPr>
       </w:pPr>
       <w:bookmarkStart w:id="0" w:name="_Toc526855032"/>
-      <w:bookmarkStart w:id="1" w:name="_Toc99096407"/>
-      <w:bookmarkStart w:id="2" w:name="_Toc527112380"/>
+      <w:bookmarkStart w:id="1" w:name="_Toc527112380"/>
+      <w:bookmarkStart w:id="2" w:name="_Toc99096407"/>
       <w:r>
         <w:rPr>
           <w:rFonts w:hint="default" w:ascii="Times New Roman" w:hAnsi="Times New Roman" w:eastAsia="微软雅黑" w:cs="Times New Roman"/>
@@ -5637,9 +5627,9 @@
           <w:lang w:eastAsia="zh-CN"/>
         </w:rPr>
       </w:pPr>
-      <w:bookmarkStart w:id="6" w:name="_Toc526855034"/>
-      <w:bookmarkStart w:id="7" w:name="_Toc527112382"/>
-      <w:bookmarkStart w:id="8" w:name="_Toc99096409"/>
+      <w:bookmarkStart w:id="6" w:name="_Toc527112382"/>
+      <w:bookmarkStart w:id="7" w:name="_Toc99096409"/>
+      <w:bookmarkStart w:id="8" w:name="_Toc526855034"/>
       <w:r>
         <w:rPr>
           <w:rFonts w:hint="default" w:ascii="Times New Roman" w:hAnsi="Times New Roman" w:eastAsia="微软雅黑" w:cs="Times New Roman"/>
@@ -7902,12 +7892,6 @@
             <w:insideH w:val="single" w:color="auto" w:sz="4" w:space="0"/>
             <w:insideV w:val="single" w:color="auto" w:sz="4" w:space="0"/>
           </w:tblBorders>
-          <w:tblCellMar>
-            <w:top w:w="0" w:type="dxa"/>
-            <w:left w:w="0" w:type="dxa"/>
-            <w:bottom w:w="0" w:type="dxa"/>
-            <w:right w:w="0" w:type="dxa"/>
-          </w:tblCellMar>
         </w:tblPrEx>
         <w:trPr>
           <w:trHeight w:val="1404" w:hRule="atLeast"/>
@@ -8191,8 +8175,8 @@
           <w:lang w:eastAsia="zh-CN"/>
         </w:rPr>
       </w:pPr>
-      <w:bookmarkStart w:id="9" w:name="_Toc92381619"/>
-      <w:bookmarkStart w:id="10" w:name="_Toc99096410"/>
+      <w:bookmarkStart w:id="9" w:name="_Toc99096410"/>
+      <w:bookmarkStart w:id="10" w:name="_Toc92381619"/>
       <w:r>
         <w:rPr>
           <w:rFonts w:ascii="Times New Roman" w:hAnsi="Times New Roman" w:eastAsia="微软雅黑" w:cs="Times New Roman"/>
@@ -8583,9 +8567,9 @@
           </w14:textFill>
         </w:rPr>
       </w:pPr>
-      <w:bookmarkStart w:id="11" w:name="_Toc99096411"/>
-      <w:bookmarkStart w:id="12" w:name="_Toc526855035"/>
-      <w:bookmarkStart w:id="13" w:name="_Toc527112383"/>
+      <w:bookmarkStart w:id="11" w:name="_Toc527112383"/>
+      <w:bookmarkStart w:id="12" w:name="_Toc99096411"/>
+      <w:bookmarkStart w:id="13" w:name="_Toc526855035"/>
       <w:r>
         <w:rPr>
           <w:rFonts w:hint="default" w:ascii="Times New Roman" w:hAnsi="Times New Roman" w:eastAsia="微软雅黑" w:cs="Times New Roman"/>
@@ -8619,8 +8603,6 @@
       <w:bookmarkEnd w:id="11"/>
       <w:bookmarkEnd w:id="12"/>
       <w:bookmarkEnd w:id="13"/>
-      <w:bookmarkStart w:id="17" w:name="_GoBack"/>
-      <w:bookmarkEnd w:id="17"/>
     </w:p>
     <w:p>
       <w:pPr>
@@ -11689,9 +11671,63 @@
                 <w:kern w:val="2"/>
                 <w:sz w:val="20"/>
                 <w:szCs w:val="16"/>
-                <w:lang w:eastAsia="zh-CN"/>
-              </w:rPr>
-            </w:pPr>
+                <w:lang w:val="en-US" w:eastAsia="zh-CN"/>
+              </w:rPr>
+            </w:pPr>
+            <w:r>
+              <w:rPr>
+                <w:rFonts w:hint="eastAsia" w:ascii="Times New Roman" w:hAnsi="Times New Roman" w:eastAsia="微软雅黑" w:cs="Times New Roman"/>
+                <w:b w:val="0"/>
+                <w:bCs/>
+                <w:color w:val="000000"/>
+                <w:kern w:val="2"/>
+                <w:sz w:val="18"/>
+                <w:szCs w:val="16"/>
+                <w:lang w:val="en-US" w:eastAsia="zh-CN"/>
+              </w:rPr>
+              <w:t>{{</w:t>
+            </w:r>
+            <w:r>
+              <w:rPr>
+                <w:rFonts w:hint="default" w:ascii="Times New Roman" w:hAnsi="Times New Roman" w:eastAsia="微软雅黑" w:cs="Times New Roman"/>
+                <w:b w:val="0"/>
+                <w:bCs/>
+                <w:color w:val="000000"/>
+                <w:kern w:val="2"/>
+                <w:sz w:val="18"/>
+                <w:szCs w:val="16"/>
+                <w:lang w:eastAsia="zh-CN"/>
+              </w:rPr>
+              <w:t>consultatio</w:t>
+            </w:r>
+            <w:bookmarkStart w:id="17" w:name="_GoBack"/>
+            <w:bookmarkEnd w:id="17"/>
+            <w:r>
+              <w:rPr>
+                <w:rFonts w:hint="default" w:ascii="Times New Roman" w:hAnsi="Times New Roman" w:eastAsia="微软雅黑" w:cs="Times New Roman"/>
+                <w:b w:val="0"/>
+                <w:bCs/>
+                <w:color w:val="000000"/>
+                <w:kern w:val="2"/>
+                <w:sz w:val="18"/>
+                <w:szCs w:val="16"/>
+                <w:lang w:eastAsia="zh-CN"/>
+              </w:rPr>
+              <w:t>n</w:t>
+            </w:r>
+            <w:r>
+              <w:rPr>
+                <w:rFonts w:hint="eastAsia" w:ascii="Times New Roman" w:hAnsi="Times New Roman" w:eastAsia="微软雅黑" w:cs="Times New Roman"/>
+                <w:b w:val="0"/>
+                <w:bCs/>
+                <w:color w:val="000000"/>
+                <w:kern w:val="2"/>
+                <w:sz w:val="18"/>
+                <w:szCs w:val="16"/>
+                <w:lang w:val="en-US" w:eastAsia="zh-CN"/>
+              </w:rPr>
+              <w:t>}}</w:t>
+            </w:r>
           </w:p>
         </w:tc>
         <w:tc>

--- a/WebContent/docx/实体瘤54+6基因报告-安徽胸科.docx
+++ b/WebContent/docx/实体瘤54+6基因报告-安徽胸科.docx
@@ -480,12 +480,24 @@
             </w:pPr>
             <w:r>
               <w:rPr>
-                <w:rFonts w:hint="default" w:ascii="Times New Roman" w:hAnsi="Times New Roman" w:eastAsia="微软雅黑" w:cs="Times New Roman"/>
+                <w:rFonts w:hint="eastAsia" w:ascii="Times New Roman" w:hAnsi="Times New Roman" w:eastAsia="微软雅黑" w:cs="Times New Roman"/>
                 <w:b/>
                 <w:bCs/>
                 <w:kern w:val="2"/>
-              </w:rPr>
-              <w:t>住院号：</w:t>
+                <w:lang w:val="en-US" w:eastAsia="zh-CN"/>
+              </w:rPr>
+              <w:t>门诊</w:t>
+            </w:r>
+            <w:bookmarkStart w:id="17" w:name="_GoBack"/>
+            <w:bookmarkEnd w:id="17"/>
+            <w:r>
+              <w:rPr>
+                <w:rFonts w:hint="default" w:ascii="Times New Roman" w:hAnsi="Times New Roman" w:eastAsia="微软雅黑" w:cs="Times New Roman"/>
+                <w:b/>
+                <w:bCs/>
+                <w:kern w:val="2"/>
+              </w:rPr>
+              <w:t>号：</w:t>
             </w:r>
           </w:p>
         </w:tc>
@@ -1474,6 +1486,12 @@
             <w:insideH w:val="single" w:color="A4A4A4" w:sz="4" w:space="0"/>
             <w:insideV w:val="single" w:color="A4A4A4" w:sz="4" w:space="0"/>
           </w:tblBorders>
+          <w:tblCellMar>
+            <w:top w:w="0" w:type="dxa"/>
+            <w:left w:w="108" w:type="dxa"/>
+            <w:bottom w:w="0" w:type="dxa"/>
+            <w:right w:w="108" w:type="dxa"/>
+          </w:tblCellMar>
         </w:tblPrEx>
         <w:trPr>
           <w:trHeight w:val="420" w:hRule="atLeast"/>
@@ -1602,6 +1620,7 @@
             <w:insideH w:val="single" w:color="A4A4A4" w:sz="4" w:space="0"/>
             <w:insideV w:val="single" w:color="A4A4A4" w:sz="4" w:space="0"/>
           </w:tblBorders>
+          <w:shd w:val="clear" w:color="auto" w:fill="auto"/>
           <w:tblCellMar>
             <w:top w:w="0" w:type="dxa"/>
             <w:left w:w="108" w:type="dxa"/>
@@ -1908,7 +1927,6 @@
             <w:insideH w:val="single" w:color="A4A4A4" w:sz="4" w:space="0"/>
             <w:insideV w:val="single" w:color="A4A4A4" w:sz="4" w:space="0"/>
           </w:tblBorders>
-          <w:shd w:val="clear" w:color="auto" w:fill="auto"/>
           <w:tblCellMar>
             <w:top w:w="0" w:type="dxa"/>
             <w:left w:w="108" w:type="dxa"/>
@@ -2028,7 +2046,6 @@
             <w:insideH w:val="single" w:color="A4A4A4" w:sz="4" w:space="0"/>
             <w:insideV w:val="single" w:color="A4A4A4" w:sz="4" w:space="0"/>
           </w:tblBorders>
-          <w:shd w:val="clear" w:color="auto" w:fill="auto"/>
           <w:tblCellMar>
             <w:top w:w="0" w:type="dxa"/>
             <w:left w:w="108" w:type="dxa"/>
@@ -5602,8 +5619,8 @@
           <w:lang w:eastAsia="zh-CN"/>
         </w:rPr>
       </w:pPr>
-      <w:bookmarkStart w:id="3" w:name="_Toc527112381"/>
-      <w:bookmarkStart w:id="4" w:name="_Toc99096408"/>
+      <w:bookmarkStart w:id="3" w:name="_Toc99096408"/>
+      <w:bookmarkStart w:id="4" w:name="_Toc527112381"/>
       <w:bookmarkStart w:id="5" w:name="_Toc526855033"/>
       <w:r>
         <w:rPr>
@@ -7892,6 +7909,12 @@
             <w:insideH w:val="single" w:color="auto" w:sz="4" w:space="0"/>
             <w:insideV w:val="single" w:color="auto" w:sz="4" w:space="0"/>
           </w:tblBorders>
+          <w:tblCellMar>
+            <w:top w:w="0" w:type="dxa"/>
+            <w:left w:w="0" w:type="dxa"/>
+            <w:bottom w:w="0" w:type="dxa"/>
+            <w:right w:w="0" w:type="dxa"/>
+          </w:tblCellMar>
         </w:tblPrEx>
         <w:trPr>
           <w:trHeight w:val="1404" w:hRule="atLeast"/>
@@ -8175,8 +8198,8 @@
           <w:lang w:eastAsia="zh-CN"/>
         </w:rPr>
       </w:pPr>
-      <w:bookmarkStart w:id="9" w:name="_Toc99096410"/>
-      <w:bookmarkStart w:id="10" w:name="_Toc92381619"/>
+      <w:bookmarkStart w:id="9" w:name="_Toc92381619"/>
+      <w:bookmarkStart w:id="10" w:name="_Toc99096410"/>
       <w:r>
         <w:rPr>
           <w:rFonts w:ascii="Times New Roman" w:hAnsi="Times New Roman" w:eastAsia="微软雅黑" w:cs="Times New Roman"/>
@@ -8788,8 +8811,8 @@
         </w:rPr>
         <w:t>unknownVarAnalysisStr %}</w:t>
       </w:r>
-      <w:bookmarkStart w:id="14" w:name="_Toc25659"/>
-      <w:bookmarkStart w:id="15" w:name="_Toc20896"/>
+      <w:bookmarkStart w:id="14" w:name="_Toc20896"/>
+      <w:bookmarkStart w:id="15" w:name="_Toc25659"/>
       <w:bookmarkStart w:id="16" w:name="_Toc32302"/>
       <w:r>
         <w:rPr>
@@ -11698,22 +11721,7 @@
                 <w:szCs w:val="16"/>
                 <w:lang w:eastAsia="zh-CN"/>
               </w:rPr>
-              <w:t>consultatio</w:t>
-            </w:r>
-            <w:bookmarkStart w:id="17" w:name="_GoBack"/>
-            <w:bookmarkEnd w:id="17"/>
-            <w:r>
-              <w:rPr>
-                <w:rFonts w:hint="default" w:ascii="Times New Roman" w:hAnsi="Times New Roman" w:eastAsia="微软雅黑" w:cs="Times New Roman"/>
-                <w:b w:val="0"/>
-                <w:bCs/>
-                <w:color w:val="000000"/>
-                <w:kern w:val="2"/>
-                <w:sz w:val="18"/>
-                <w:szCs w:val="16"/>
-                <w:lang w:eastAsia="zh-CN"/>
-              </w:rPr>
-              <w:t>n</w:t>
+              <w:t>consultation</w:t>
             </w:r>
             <w:r>
               <w:rPr>

--- a/WebContent/docx/实体瘤54+6基因报告-安徽胸科.docx
+++ b/WebContent/docx/实体瘤54+6基因报告-安徽胸科.docx
@@ -480,24 +480,12 @@
             </w:pPr>
             <w:r>
               <w:rPr>
-                <w:rFonts w:hint="eastAsia" w:ascii="Times New Roman" w:hAnsi="Times New Roman" w:eastAsia="微软雅黑" w:cs="Times New Roman"/>
+                <w:rFonts w:hint="default" w:ascii="Times New Roman" w:hAnsi="Times New Roman" w:eastAsia="微软雅黑" w:cs="Times New Roman"/>
                 <w:b/>
                 <w:bCs/>
                 <w:kern w:val="2"/>
-                <w:lang w:val="en-US" w:eastAsia="zh-CN"/>
-              </w:rPr>
-              <w:t>门诊</w:t>
-            </w:r>
-            <w:bookmarkStart w:id="17" w:name="_GoBack"/>
-            <w:bookmarkEnd w:id="17"/>
-            <w:r>
-              <w:rPr>
-                <w:rFonts w:hint="default" w:ascii="Times New Roman" w:hAnsi="Times New Roman" w:eastAsia="微软雅黑" w:cs="Times New Roman"/>
-                <w:b/>
-                <w:bCs/>
-                <w:kern w:val="2"/>
-              </w:rPr>
-              <w:t>号：</w:t>
+              </w:rPr>
+              <w:t>住院号：</w:t>
             </w:r>
           </w:p>
         </w:tc>
@@ -1486,6 +1474,7 @@
             <w:insideH w:val="single" w:color="A4A4A4" w:sz="4" w:space="0"/>
             <w:insideV w:val="single" w:color="A4A4A4" w:sz="4" w:space="0"/>
           </w:tblBorders>
+          <w:shd w:val="clear" w:color="auto" w:fill="auto"/>
           <w:tblCellMar>
             <w:top w:w="0" w:type="dxa"/>
             <w:left w:w="108" w:type="dxa"/>
@@ -1677,6 +1666,7 @@
             <w:insideH w:val="single" w:color="A4A4A4" w:sz="4" w:space="0"/>
             <w:insideV w:val="single" w:color="A4A4A4" w:sz="4" w:space="0"/>
           </w:tblBorders>
+          <w:shd w:val="clear" w:color="auto" w:fill="auto"/>
           <w:tblCellMar>
             <w:top w:w="0" w:type="dxa"/>
             <w:left w:w="108" w:type="dxa"/>
@@ -1927,6 +1917,7 @@
             <w:insideH w:val="single" w:color="A4A4A4" w:sz="4" w:space="0"/>
             <w:insideV w:val="single" w:color="A4A4A4" w:sz="4" w:space="0"/>
           </w:tblBorders>
+          <w:shd w:val="clear" w:color="auto" w:fill="auto"/>
           <w:tblCellMar>
             <w:top w:w="0" w:type="dxa"/>
             <w:left w:w="108" w:type="dxa"/>
@@ -2046,6 +2037,7 @@
             <w:insideH w:val="single" w:color="A4A4A4" w:sz="4" w:space="0"/>
             <w:insideV w:val="single" w:color="A4A4A4" w:sz="4" w:space="0"/>
           </w:tblBorders>
+          <w:shd w:val="clear" w:color="auto" w:fill="auto"/>
           <w:tblCellMar>
             <w:top w:w="0" w:type="dxa"/>
             <w:left w:w="108" w:type="dxa"/>
@@ -2100,6 +2092,7 @@
             <w:insideH w:val="single" w:color="A4A4A4" w:sz="4" w:space="0"/>
             <w:insideV w:val="single" w:color="A4A4A4" w:sz="4" w:space="0"/>
           </w:tblBorders>
+          <w:shd w:val="clear" w:color="auto" w:fill="auto"/>
           <w:tblCellMar>
             <w:top w:w="0" w:type="dxa"/>
             <w:left w:w="108" w:type="dxa"/>
@@ -5145,8 +5138,8 @@
         </w:rPr>
       </w:pPr>
       <w:bookmarkStart w:id="0" w:name="_Toc526855032"/>
-      <w:bookmarkStart w:id="1" w:name="_Toc527112380"/>
-      <w:bookmarkStart w:id="2" w:name="_Toc99096407"/>
+      <w:bookmarkStart w:id="1" w:name="_Toc99096407"/>
+      <w:bookmarkStart w:id="2" w:name="_Toc527112380"/>
       <w:r>
         <w:rPr>
           <w:rFonts w:hint="default" w:ascii="Times New Roman" w:hAnsi="Times New Roman" w:eastAsia="微软雅黑" w:cs="Times New Roman"/>
@@ -5619,8 +5612,8 @@
           <w:lang w:eastAsia="zh-CN"/>
         </w:rPr>
       </w:pPr>
-      <w:bookmarkStart w:id="3" w:name="_Toc99096408"/>
-      <w:bookmarkStart w:id="4" w:name="_Toc527112381"/>
+      <w:bookmarkStart w:id="3" w:name="_Toc527112381"/>
+      <w:bookmarkStart w:id="4" w:name="_Toc99096408"/>
       <w:bookmarkStart w:id="5" w:name="_Toc526855033"/>
       <w:r>
         <w:rPr>
@@ -5644,9 +5637,9 @@
           <w:lang w:eastAsia="zh-CN"/>
         </w:rPr>
       </w:pPr>
-      <w:bookmarkStart w:id="6" w:name="_Toc527112382"/>
-      <w:bookmarkStart w:id="7" w:name="_Toc99096409"/>
-      <w:bookmarkStart w:id="8" w:name="_Toc526855034"/>
+      <w:bookmarkStart w:id="6" w:name="_Toc526855034"/>
+      <w:bookmarkStart w:id="7" w:name="_Toc527112382"/>
+      <w:bookmarkStart w:id="8" w:name="_Toc99096409"/>
       <w:r>
         <w:rPr>
           <w:rFonts w:hint="default" w:ascii="Times New Roman" w:hAnsi="Times New Roman" w:eastAsia="微软雅黑" w:cs="Times New Roman"/>
@@ -8590,9 +8583,9 @@
           </w14:textFill>
         </w:rPr>
       </w:pPr>
-      <w:bookmarkStart w:id="11" w:name="_Toc527112383"/>
-      <w:bookmarkStart w:id="12" w:name="_Toc99096411"/>
-      <w:bookmarkStart w:id="13" w:name="_Toc526855035"/>
+      <w:bookmarkStart w:id="11" w:name="_Toc99096411"/>
+      <w:bookmarkStart w:id="12" w:name="_Toc526855035"/>
+      <w:bookmarkStart w:id="13" w:name="_Toc527112383"/>
       <w:r>
         <w:rPr>
           <w:rFonts w:hint="default" w:ascii="Times New Roman" w:hAnsi="Times New Roman" w:eastAsia="微软雅黑" w:cs="Times New Roman"/>
@@ -8626,6 +8619,8 @@
       <w:bookmarkEnd w:id="11"/>
       <w:bookmarkEnd w:id="12"/>
       <w:bookmarkEnd w:id="13"/>
+      <w:bookmarkStart w:id="17" w:name="_GoBack"/>
+      <w:bookmarkEnd w:id="17"/>
     </w:p>
     <w:p>
       <w:pPr>
@@ -8811,8 +8806,8 @@
         </w:rPr>
         <w:t>unknownVarAnalysisStr %}</w:t>
       </w:r>
-      <w:bookmarkStart w:id="14" w:name="_Toc20896"/>
-      <w:bookmarkStart w:id="15" w:name="_Toc25659"/>
+      <w:bookmarkStart w:id="14" w:name="_Toc25659"/>
+      <w:bookmarkStart w:id="15" w:name="_Toc20896"/>
       <w:bookmarkStart w:id="16" w:name="_Toc32302"/>
       <w:r>
         <w:rPr>
@@ -11694,48 +11689,9 @@
                 <w:kern w:val="2"/>
                 <w:sz w:val="20"/>
                 <w:szCs w:val="16"/>
-                <w:lang w:val="en-US" w:eastAsia="zh-CN"/>
-              </w:rPr>
-            </w:pPr>
-            <w:r>
-              <w:rPr>
-                <w:rFonts w:hint="eastAsia" w:ascii="Times New Roman" w:hAnsi="Times New Roman" w:eastAsia="微软雅黑" w:cs="Times New Roman"/>
-                <w:b w:val="0"/>
-                <w:bCs/>
-                <w:color w:val="000000"/>
-                <w:kern w:val="2"/>
-                <w:sz w:val="18"/>
-                <w:szCs w:val="16"/>
-                <w:lang w:val="en-US" w:eastAsia="zh-CN"/>
-              </w:rPr>
-              <w:t>{{</w:t>
-            </w:r>
-            <w:r>
-              <w:rPr>
-                <w:rFonts w:hint="default" w:ascii="Times New Roman" w:hAnsi="Times New Roman" w:eastAsia="微软雅黑" w:cs="Times New Roman"/>
-                <w:b w:val="0"/>
-                <w:bCs/>
-                <w:color w:val="000000"/>
-                <w:kern w:val="2"/>
-                <w:sz w:val="18"/>
-                <w:szCs w:val="16"/>
-                <w:lang w:eastAsia="zh-CN"/>
-              </w:rPr>
-              <w:t>consultation</w:t>
-            </w:r>
-            <w:r>
-              <w:rPr>
-                <w:rFonts w:hint="eastAsia" w:ascii="Times New Roman" w:hAnsi="Times New Roman" w:eastAsia="微软雅黑" w:cs="Times New Roman"/>
-                <w:b w:val="0"/>
-                <w:bCs/>
-                <w:color w:val="000000"/>
-                <w:kern w:val="2"/>
-                <w:sz w:val="18"/>
-                <w:szCs w:val="16"/>
-                <w:lang w:val="en-US" w:eastAsia="zh-CN"/>
-              </w:rPr>
-              <w:t>}}</w:t>
-            </w:r>
+                <w:lang w:eastAsia="zh-CN"/>
+              </w:rPr>
+            </w:pPr>
           </w:p>
         </w:tc>
         <w:tc>

--- a/WebContent/docx/实体瘤54+6基因报告-安徽胸科.docx
+++ b/WebContent/docx/实体瘤54+6基因报告-安徽胸科.docx
@@ -480,12 +480,24 @@
             </w:pPr>
             <w:r>
               <w:rPr>
-                <w:rFonts w:hint="default" w:ascii="Times New Roman" w:hAnsi="Times New Roman" w:eastAsia="微软雅黑" w:cs="Times New Roman"/>
+                <w:rFonts w:hint="eastAsia" w:ascii="Times New Roman" w:hAnsi="Times New Roman" w:eastAsia="微软雅黑" w:cs="Times New Roman"/>
                 <w:b/>
                 <w:bCs/>
                 <w:kern w:val="2"/>
-              </w:rPr>
-              <w:t>住院号：</w:t>
+                <w:lang w:val="en-US" w:eastAsia="zh-CN"/>
+              </w:rPr>
+              <w:t>门诊号</w:t>
+            </w:r>
+            <w:bookmarkStart w:id="17" w:name="_GoBack"/>
+            <w:bookmarkEnd w:id="17"/>
+            <w:r>
+              <w:rPr>
+                <w:rFonts w:hint="default" w:ascii="Times New Roman" w:hAnsi="Times New Roman" w:eastAsia="微软雅黑" w:cs="Times New Roman"/>
+                <w:b/>
+                <w:bCs/>
+                <w:kern w:val="2"/>
+              </w:rPr>
+              <w:t>：</w:t>
             </w:r>
           </w:p>
         </w:tc>
@@ -1474,7 +1486,6 @@
             <w:insideH w:val="single" w:color="A4A4A4" w:sz="4" w:space="0"/>
             <w:insideV w:val="single" w:color="A4A4A4" w:sz="4" w:space="0"/>
           </w:tblBorders>
-          <w:shd w:val="clear" w:color="auto" w:fill="auto"/>
           <w:tblCellMar>
             <w:top w:w="0" w:type="dxa"/>
             <w:left w:w="108" w:type="dxa"/>
@@ -2092,7 +2103,6 @@
             <w:insideH w:val="single" w:color="A4A4A4" w:sz="4" w:space="0"/>
             <w:insideV w:val="single" w:color="A4A4A4" w:sz="4" w:space="0"/>
           </w:tblBorders>
-          <w:shd w:val="clear" w:color="auto" w:fill="auto"/>
           <w:tblCellMar>
             <w:top w:w="0" w:type="dxa"/>
             <w:left w:w="108" w:type="dxa"/>
@@ -5612,8 +5622,8 @@
           <w:lang w:eastAsia="zh-CN"/>
         </w:rPr>
       </w:pPr>
-      <w:bookmarkStart w:id="3" w:name="_Toc527112381"/>
-      <w:bookmarkStart w:id="4" w:name="_Toc99096408"/>
+      <w:bookmarkStart w:id="3" w:name="_Toc99096408"/>
+      <w:bookmarkStart w:id="4" w:name="_Toc527112381"/>
       <w:bookmarkStart w:id="5" w:name="_Toc526855033"/>
       <w:r>
         <w:rPr>
@@ -8619,8 +8629,6 @@
       <w:bookmarkEnd w:id="11"/>
       <w:bookmarkEnd w:id="12"/>
       <w:bookmarkEnd w:id="13"/>
-      <w:bookmarkStart w:id="17" w:name="_GoBack"/>
-      <w:bookmarkEnd w:id="17"/>
     </w:p>
     <w:p>
       <w:pPr>
@@ -8806,9 +8814,9 @@
         </w:rPr>
         <w:t>unknownVarAnalysisStr %}</w:t>
       </w:r>
-      <w:bookmarkStart w:id="14" w:name="_Toc25659"/>
+      <w:bookmarkStart w:id="14" w:name="_Toc32302"/>
       <w:bookmarkStart w:id="15" w:name="_Toc20896"/>
-      <w:bookmarkStart w:id="16" w:name="_Toc32302"/>
+      <w:bookmarkStart w:id="16" w:name="_Toc25659"/>
       <w:r>
         <w:rPr>
           <w:rFonts w:hint="default" w:ascii="Times New Roman" w:hAnsi="Times New Roman" w:eastAsia="微软雅黑" w:cs="Times New Roman"/>
@@ -11692,6 +11700,19 @@
                 <w:lang w:eastAsia="zh-CN"/>
               </w:rPr>
             </w:pPr>
+            <w:r>
+              <w:rPr>
+                <w:rFonts w:hint="eastAsia" w:ascii="Times New Roman" w:hAnsi="Times New Roman" w:eastAsia="微软雅黑" w:cs="Times New Roman"/>
+                <w:b w:val="0"/>
+                <w:bCs/>
+                <w:color w:val="000000"/>
+                <w:kern w:val="2"/>
+                <w:sz w:val="18"/>
+                <w:szCs w:val="16"/>
+                <w:lang w:val="en-US" w:eastAsia="zh-CN"/>
+              </w:rPr>
+              <w:t>{{ consultation }}</w:t>
+            </w:r>
           </w:p>
         </w:tc>
         <w:tc>

--- a/WebContent/docx/实体瘤54+6基因报告-安徽胸科.docx
+++ b/WebContent/docx/实体瘤54+6基因报告-安徽胸科.docx
@@ -118,7 +118,7 @@
     </w:p>
     <w:tbl>
       <w:tblPr>
-        <w:tblStyle w:val="18"/>
+        <w:tblStyle w:val="19"/>
         <w:tblpPr w:leftFromText="181" w:rightFromText="181" w:vertAnchor="text" w:horzAnchor="margin" w:tblpXSpec="center" w:tblpY="92"/>
         <w:tblW w:w="9340" w:type="dxa"/>
         <w:tblInd w:w="0" w:type="dxa"/>
@@ -488,8 +488,6 @@
               </w:rPr>
               <w:t>门诊号</w:t>
             </w:r>
-            <w:bookmarkStart w:id="17" w:name="_GoBack"/>
-            <w:bookmarkEnd w:id="17"/>
             <w:r>
               <w:rPr>
                 <w:rFonts w:hint="default" w:ascii="Times New Roman" w:hAnsi="Times New Roman" w:eastAsia="微软雅黑" w:cs="Times New Roman"/>
@@ -1323,12 +1321,30 @@
       </w:r>
       <w:r>
         <w:rPr>
+          <w:rFonts w:hint="default" w:ascii="Times New Roman" w:hAnsi="Times New Roman" w:eastAsia="微软雅黑" w:cs="Times New Roman"/>
+          <w:sz w:val="21"/>
+          <w:szCs w:val="21"/>
+          <w:lang w:val="en-US" w:eastAsia="zh-CN"/>
+        </w:rPr>
+        <w:t>category_1_</w:t>
+      </w:r>
+      <w:r>
+        <w:rPr>
+          <w:rFonts w:hint="default" w:ascii="Times New Roman" w:hAnsi="Times New Roman" w:eastAsia="微软雅黑" w:cs="Times New Roman"/>
+          <w:sz w:val="21"/>
+          <w:szCs w:val="21"/>
+          <w:lang w:val="en-US" w:eastAsia="zh-CN"/>
+        </w:rPr>
+        <w:t>variant_list</w:t>
+      </w:r>
+      <w:r>
+        <w:rPr>
           <w:rFonts w:hint="eastAsia" w:ascii="Times New Roman" w:hAnsi="Times New Roman" w:eastAsia="微软雅黑" w:cs="Times New Roman"/>
           <w:sz w:val="21"/>
           <w:szCs w:val="21"/>
           <w:lang w:val="en-US" w:eastAsia="zh-CN"/>
         </w:rPr>
-        <w:t>hotGeneDrugSet</w:t>
+        <w:t xml:space="preserve"> </w:t>
       </w:r>
       <w:r>
         <w:rPr>
@@ -1336,7 +1352,7 @@
           <w:sz w:val="21"/>
           <w:szCs w:val="21"/>
         </w:rPr>
-        <w:t xml:space="preserve"> == [] %}</w:t>
+        <w:t>== [] %}</w:t>
       </w:r>
       <w:r>
         <w:rPr>
@@ -1386,12 +1402,12 @@
       </w:r>
       <w:r>
         <w:rPr>
-          <w:rFonts w:hint="eastAsia" w:ascii="Times New Roman" w:hAnsi="Times New Roman" w:eastAsia="微软雅黑" w:cs="Times New Roman"/>
+          <w:rFonts w:hint="default" w:ascii="Times New Roman" w:hAnsi="Times New Roman" w:eastAsia="微软雅黑" w:cs="Times New Roman"/>
           <w:sz w:val="21"/>
           <w:szCs w:val="21"/>
           <w:lang w:val="en-US" w:eastAsia="zh-CN"/>
         </w:rPr>
-        <w:t>hotGeneDrugSet</w:t>
+        <w:t>category_1_variant_list</w:t>
       </w:r>
       <w:r>
         <w:rPr>
@@ -1399,16 +1415,7 @@
           <w:sz w:val="21"/>
           <w:szCs w:val="21"/>
         </w:rPr>
-        <w:t xml:space="preserve"> %}{%if loop.last%</w:t>
-      </w:r>
-      <w:r>
-        <w:rPr>
-          <w:rFonts w:hint="eastAsia" w:ascii="Times New Roman" w:hAnsi="Times New Roman" w:eastAsia="微软雅黑" w:cs="Times New Roman"/>
-          <w:sz w:val="21"/>
-          <w:szCs w:val="21"/>
-          <w:lang w:val="en-US" w:eastAsia="zh-CN"/>
-        </w:rPr>
-        <w:t>}</w:t>
+        <w:t xml:space="preserve"> %}</w:t>
       </w:r>
       <w:r>
         <w:rPr>
@@ -1427,7 +1434,35 @@
           <w:sz w:val="21"/>
           <w:szCs w:val="21"/>
         </w:rPr>
-        <w:t>{%else%}</w:t>
+        <w:t xml:space="preserve">{%if </w:t>
+      </w:r>
+      <w:r>
+        <w:rPr>
+          <w:rFonts w:hint="eastAsia" w:ascii="Times New Roman" w:hAnsi="Times New Roman" w:eastAsia="微软雅黑" w:cs="Times New Roman"/>
+          <w:sz w:val="21"/>
+          <w:szCs w:val="21"/>
+          <w:lang w:val="en-US" w:eastAsia="zh-CN"/>
+        </w:rPr>
+        <w:t xml:space="preserve">not </w:t>
+      </w:r>
+      <w:bookmarkStart w:id="17" w:name="_GoBack"/>
+      <w:bookmarkEnd w:id="17"/>
+      <w:r>
+        <w:rPr>
+          <w:rFonts w:hint="default" w:ascii="Times New Roman" w:hAnsi="Times New Roman" w:eastAsia="微软雅黑" w:cs="Times New Roman"/>
+          <w:sz w:val="21"/>
+          <w:szCs w:val="21"/>
+        </w:rPr>
+        <w:t>loop.last%</w:t>
+      </w:r>
+      <w:r>
+        <w:rPr>
+          <w:rFonts w:hint="eastAsia" w:ascii="Times New Roman" w:hAnsi="Times New Roman" w:eastAsia="微软雅黑" w:cs="Times New Roman"/>
+          <w:sz w:val="21"/>
+          <w:szCs w:val="21"/>
+          <w:lang w:val="en-US" w:eastAsia="zh-CN"/>
+        </w:rPr>
+        <w:t>}</w:t>
       </w:r>
       <w:r>
         <w:rPr>
@@ -1438,7 +1473,7 @@
           <w:szCs w:val="30"/>
           <w:lang w:val="en-US" w:eastAsia="zh-CN"/>
         </w:rPr>
-        <w:t>{{ i }}、</w:t>
+        <w:t>、</w:t>
       </w:r>
       <w:r>
         <w:rPr>
@@ -1451,7 +1486,7 @@
     </w:p>
     <w:tbl>
       <w:tblPr>
-        <w:tblStyle w:val="17"/>
+        <w:tblStyle w:val="18"/>
         <w:tblW w:w="4995" w:type="pct"/>
         <w:tblInd w:w="0" w:type="dxa"/>
         <w:tblBorders>
@@ -1486,6 +1521,7 @@
             <w:insideH w:val="single" w:color="A4A4A4" w:sz="4" w:space="0"/>
             <w:insideV w:val="single" w:color="A4A4A4" w:sz="4" w:space="0"/>
           </w:tblBorders>
+          <w:shd w:val="clear" w:color="auto" w:fill="auto"/>
           <w:tblCellMar>
             <w:top w:w="0" w:type="dxa"/>
             <w:left w:w="108" w:type="dxa"/>
@@ -1606,6 +1642,62 @@
                 <w:lang w:val="en-US" w:eastAsia="zh-CN"/>
               </w:rPr>
               <w:t>变异丰度/拷贝数/NDF值</w:t>
+            </w:r>
+          </w:p>
+        </w:tc>
+      </w:tr>
+      <w:tr>
+        <w:tblPrEx>
+          <w:tblBorders>
+            <w:top w:val="single" w:color="A4A4A4" w:sz="4" w:space="0"/>
+            <w:left w:val="none" w:color="auto" w:sz="0" w:space="0"/>
+            <w:bottom w:val="single" w:color="A4A4A4" w:sz="4" w:space="0"/>
+            <w:right w:val="none" w:color="auto" w:sz="0" w:space="0"/>
+            <w:insideH w:val="single" w:color="A4A4A4" w:sz="4" w:space="0"/>
+            <w:insideV w:val="single" w:color="A4A4A4" w:sz="4" w:space="0"/>
+          </w:tblBorders>
+          <w:tblCellMar>
+            <w:top w:w="0" w:type="dxa"/>
+            <w:left w:w="108" w:type="dxa"/>
+            <w:bottom w:w="0" w:type="dxa"/>
+            <w:right w:w="108" w:type="dxa"/>
+          </w:tblCellMar>
+        </w:tblPrEx>
+        <w:trPr>
+          <w:trHeight w:val="297" w:hRule="atLeast"/>
+        </w:trPr>
+        <w:tc>
+          <w:tcPr>
+            <w:tcW w:w="9896" w:type="dxa"/>
+            <w:gridSpan w:val="3"/>
+            <w:tcBorders>
+              <w:top w:val="nil"/>
+            </w:tcBorders>
+            <w:shd w:val="clear" w:color="auto" w:fill="auto"/>
+            <w:noWrap/>
+            <w:vAlign w:val="center"/>
+          </w:tcPr>
+          <w:p>
+            <w:pPr>
+              <w:adjustRightInd w:val="0"/>
+              <w:snapToGrid w:val="0"/>
+              <w:jc w:val="center"/>
+              <w:rPr>
+                <w:rFonts w:hint="default" w:ascii="Times New Roman" w:hAnsi="Times New Roman" w:eastAsia="微软雅黑" w:cs="Times New Roman"/>
+                <w:color w:val="FF0000"/>
+                <w:sz w:val="18"/>
+                <w:szCs w:val="18"/>
+              </w:rPr>
+            </w:pPr>
+            <w:r>
+              <w:rPr>
+                <w:rFonts w:ascii="Times New Roman" w:hAnsi="Times New Roman" w:eastAsia="微软雅黑" w:cs="Times New Roman"/>
+                <w:color w:val="000000"/>
+                <w:kern w:val="2"/>
+                <w:sz w:val="21"/>
+                <w:szCs w:val="21"/>
+              </w:rPr>
+              <w:t>{%tr for tip in hotGeneDrugTipLineStr %}</w:t>
             </w:r>
           </w:p>
         </w:tc>
@@ -1644,14 +1736,13 @@
           </w:tcPr>
           <w:p>
             <w:pPr>
-              <w:adjustRightInd w:val="0"/>
-              <w:snapToGrid w:val="0"/>
-              <w:jc w:val="center"/>
-              <w:rPr>
-                <w:rFonts w:hint="default" w:ascii="Times New Roman" w:hAnsi="Times New Roman" w:eastAsia="微软雅黑" w:cs="Times New Roman"/>
+              <w:jc w:val="center"/>
+              <w:rPr>
+                <w:rFonts w:hint="eastAsia" w:ascii="Times New Roman" w:hAnsi="Times New Roman" w:eastAsia="微软雅黑" w:cs="Times New Roman"/>
                 <w:color w:val="FF0000"/>
                 <w:sz w:val="18"/>
                 <w:szCs w:val="18"/>
+                <w:lang w:val="en-US" w:eastAsia="zh-CN"/>
               </w:rPr>
             </w:pPr>
             <w:r>
@@ -1662,7 +1753,27 @@
                 <w:sz w:val="21"/>
                 <w:szCs w:val="21"/>
               </w:rPr>
-              <w:t>{%tr for tip in hotGeneDrugTipLineStr %}</w:t>
+              <w:t>{%tr if tip.ori_variant != ‘</w:t>
+            </w:r>
+            <w:r>
+              <w:rPr>
+                <w:rFonts w:hint="eastAsia" w:ascii="Times New Roman" w:hAnsi="Times New Roman" w:eastAsia="微软雅黑" w:cs="Times New Roman"/>
+                <w:color w:val="000000"/>
+                <w:kern w:val="2"/>
+                <w:sz w:val="21"/>
+                <w:szCs w:val="21"/>
+              </w:rPr>
+              <w:t>未检测到与用药相关突变</w:t>
+            </w:r>
+            <w:r>
+              <w:rPr>
+                <w:rFonts w:ascii="Times New Roman" w:hAnsi="Times New Roman" w:eastAsia="微软雅黑" w:cs="Times New Roman"/>
+                <w:color w:val="000000"/>
+                <w:kern w:val="2"/>
+                <w:sz w:val="21"/>
+                <w:szCs w:val="21"/>
+              </w:rPr>
+              <w:t>’ %}</w:t>
             </w:r>
           </w:p>
         </w:tc>
@@ -1677,7 +1788,6 @@
             <w:insideH w:val="single" w:color="A4A4A4" w:sz="4" w:space="0"/>
             <w:insideV w:val="single" w:color="A4A4A4" w:sz="4" w:space="0"/>
           </w:tblBorders>
-          <w:shd w:val="clear" w:color="auto" w:fill="auto"/>
           <w:tblCellMar>
             <w:top w:w="0" w:type="dxa"/>
             <w:left w:w="108" w:type="dxa"/>
@@ -1686,12 +1796,11 @@
           </w:tblCellMar>
         </w:tblPrEx>
         <w:trPr>
-          <w:trHeight w:val="297" w:hRule="atLeast"/>
+          <w:trHeight w:val="288" w:hRule="atLeast"/>
         </w:trPr>
         <w:tc>
           <w:tcPr>
-            <w:tcW w:w="9896" w:type="dxa"/>
-            <w:gridSpan w:val="3"/>
+            <w:tcW w:w="2148" w:type="dxa"/>
             <w:tcBorders>
               <w:top w:val="nil"/>
             </w:tcBorders>
@@ -1701,44 +1810,89 @@
           </w:tcPr>
           <w:p>
             <w:pPr>
-              <w:jc w:val="center"/>
-              <w:rPr>
-                <w:rFonts w:hint="eastAsia" w:ascii="Times New Roman" w:hAnsi="Times New Roman" w:eastAsia="微软雅黑" w:cs="Times New Roman"/>
+              <w:ind w:left="162" w:leftChars="0" w:right="163" w:rightChars="0"/>
+              <w:jc w:val="center"/>
+              <w:rPr>
+                <w:rFonts w:hint="eastAsia" w:ascii="Times New Roman" w:hAnsi="Times New Roman" w:eastAsia="微软雅黑" w:cs="Times New Roman"/>
+                <w:sz w:val="18"/>
+                <w:szCs w:val="18"/>
+                <w:lang w:val="en-US" w:eastAsia="en-US"/>
+              </w:rPr>
+            </w:pPr>
+            <w:r>
+              <w:rPr>
+                <w:rFonts w:ascii="Times New Roman" w:hAnsi="Times New Roman" w:eastAsia="微软雅黑" w:cs="Times New Roman"/>
+                <w:b/>
                 <w:color w:val="FF0000"/>
-                <w:sz w:val="18"/>
-                <w:szCs w:val="18"/>
-                <w:lang w:val="en-US" w:eastAsia="zh-CN"/>
-              </w:rPr>
-            </w:pPr>
-            <w:r>
-              <w:rPr>
-                <w:rFonts w:ascii="Times New Roman" w:hAnsi="Times New Roman" w:eastAsia="微软雅黑" w:cs="Times New Roman"/>
-                <w:color w:val="000000"/>
                 <w:kern w:val="2"/>
                 <w:sz w:val="21"/>
                 <w:szCs w:val="21"/>
               </w:rPr>
-              <w:t>{%tr if tip.ori_variant != ‘</w:t>
-            </w:r>
-            <w:r>
-              <w:rPr>
-                <w:rFonts w:hint="eastAsia" w:ascii="Times New Roman" w:hAnsi="Times New Roman" w:eastAsia="微软雅黑" w:cs="Times New Roman"/>
-                <w:color w:val="000000"/>
+              <w:t>{{ tip.gene }}</w:t>
+            </w:r>
+          </w:p>
+        </w:tc>
+        <w:tc>
+          <w:tcPr>
+            <w:tcW w:w="5452" w:type="dxa"/>
+            <w:tcBorders>
+              <w:top w:val="nil"/>
+            </w:tcBorders>
+            <w:shd w:val="clear" w:color="auto" w:fill="auto"/>
+            <w:vAlign w:val="center"/>
+          </w:tcPr>
+          <w:p>
+            <w:pPr>
+              <w:spacing w:before="2"/>
+              <w:ind w:left="116" w:leftChars="0" w:right="116" w:rightChars="0"/>
+              <w:jc w:val="center"/>
+              <w:rPr>
+                <w:rFonts w:hint="eastAsia" w:ascii="Times New Roman" w:hAnsi="Times New Roman" w:eastAsia="微软雅黑" w:cs="Times New Roman"/>
+                <w:sz w:val="18"/>
+                <w:szCs w:val="18"/>
+                <w:lang w:val="en-US" w:eastAsia="zh-CN"/>
+              </w:rPr>
+            </w:pPr>
+            <w:r>
+              <w:rPr>
+                <w:rFonts w:ascii="Times New Roman" w:hAnsi="Times New Roman" w:eastAsia="微软雅黑" w:cs="Times New Roman"/>
+                <w:color w:val="FF0000"/>
                 <w:kern w:val="2"/>
                 <w:sz w:val="21"/>
                 <w:szCs w:val="21"/>
               </w:rPr>
-              <w:t>未检测到与用药相关突变</w:t>
-            </w:r>
-            <w:r>
-              <w:rPr>
-                <w:rFonts w:ascii="Times New Roman" w:hAnsi="Times New Roman" w:eastAsia="微软雅黑" w:cs="Times New Roman"/>
-                <w:color w:val="000000"/>
+              <w:t>{{ tip.ori_variant }}</w:t>
+            </w:r>
+          </w:p>
+        </w:tc>
+        <w:tc>
+          <w:tcPr>
+            <w:tcW w:w="2296" w:type="dxa"/>
+            <w:tcBorders>
+              <w:top w:val="nil"/>
+            </w:tcBorders>
+            <w:shd w:val="clear" w:color="auto" w:fill="auto"/>
+            <w:vAlign w:val="center"/>
+          </w:tcPr>
+          <w:p>
+            <w:pPr>
+              <w:jc w:val="center"/>
+              <w:rPr>
+                <w:rFonts w:hint="eastAsia" w:ascii="Times New Roman" w:hAnsi="Times New Roman" w:eastAsia="微软雅黑" w:cs="Times New Roman"/>
+                <w:sz w:val="18"/>
+                <w:szCs w:val="18"/>
+                <w:lang w:val="en-US" w:eastAsia="zh-CN"/>
+              </w:rPr>
+            </w:pPr>
+            <w:r>
+              <w:rPr>
+                <w:rFonts w:ascii="Times New Roman" w:hAnsi="Times New Roman" w:eastAsia="微软雅黑" w:cs="Times New Roman"/>
+                <w:color w:val="FF0000"/>
                 <w:kern w:val="2"/>
                 <w:sz w:val="21"/>
                 <w:szCs w:val="21"/>
               </w:rPr>
-              <w:t>’ %}</w:t>
+              <w:t>{{ tip.mutFreq }}</w:t>
             </w:r>
           </w:p>
         </w:tc>
@@ -1766,6 +1920,60 @@
         </w:trPr>
         <w:tc>
           <w:tcPr>
+            <w:tcW w:w="9896" w:type="dxa"/>
+            <w:gridSpan w:val="3"/>
+            <w:tcBorders>
+              <w:top w:val="nil"/>
+            </w:tcBorders>
+            <w:shd w:val="clear" w:color="auto" w:fill="auto"/>
+            <w:noWrap/>
+            <w:vAlign w:val="center"/>
+          </w:tcPr>
+          <w:p>
+            <w:pPr>
+              <w:jc w:val="center"/>
+              <w:rPr>
+                <w:rFonts w:hint="eastAsia" w:ascii="Times New Roman" w:hAnsi="Times New Roman" w:eastAsia="微软雅黑" w:cs="Times New Roman"/>
+                <w:sz w:val="18"/>
+                <w:szCs w:val="18"/>
+                <w:lang w:val="en-US" w:eastAsia="zh-CN"/>
+              </w:rPr>
+            </w:pPr>
+            <w:r>
+              <w:rPr>
+                <w:rFonts w:ascii="Times New Roman" w:hAnsi="Times New Roman" w:eastAsia="微软雅黑" w:cs="Times New Roman"/>
+                <w:color w:val="000000"/>
+                <w:kern w:val="2"/>
+                <w:sz w:val="21"/>
+                <w:szCs w:val="21"/>
+              </w:rPr>
+              <w:t>{%tr else %}</w:t>
+            </w:r>
+          </w:p>
+        </w:tc>
+      </w:tr>
+      <w:tr>
+        <w:tblPrEx>
+          <w:tblBorders>
+            <w:top w:val="single" w:color="A4A4A4" w:sz="4" w:space="0"/>
+            <w:left w:val="none" w:color="auto" w:sz="0" w:space="0"/>
+            <w:bottom w:val="single" w:color="A4A4A4" w:sz="4" w:space="0"/>
+            <w:right w:val="none" w:color="auto" w:sz="0" w:space="0"/>
+            <w:insideH w:val="single" w:color="A4A4A4" w:sz="4" w:space="0"/>
+            <w:insideV w:val="single" w:color="A4A4A4" w:sz="4" w:space="0"/>
+          </w:tblBorders>
+          <w:tblCellMar>
+            <w:top w:w="0" w:type="dxa"/>
+            <w:left w:w="108" w:type="dxa"/>
+            <w:bottom w:w="0" w:type="dxa"/>
+            <w:right w:w="108" w:type="dxa"/>
+          </w:tblCellMar>
+        </w:tblPrEx>
+        <w:trPr>
+          <w:trHeight w:val="288" w:hRule="atLeast"/>
+        </w:trPr>
+        <w:tc>
+          <w:tcPr>
             <w:tcW w:w="2148" w:type="dxa"/>
             <w:tcBorders>
               <w:top w:val="nil"/>
@@ -1782,14 +1990,14 @@
                 <w:rFonts w:hint="eastAsia" w:ascii="Times New Roman" w:hAnsi="Times New Roman" w:eastAsia="微软雅黑" w:cs="Times New Roman"/>
                 <w:sz w:val="18"/>
                 <w:szCs w:val="18"/>
-                <w:lang w:val="en-US" w:eastAsia="en-US"/>
-              </w:rPr>
-            </w:pPr>
-            <w:r>
-              <w:rPr>
-                <w:rFonts w:ascii="Times New Roman" w:hAnsi="Times New Roman" w:eastAsia="微软雅黑" w:cs="Times New Roman"/>
-                <w:b/>
-                <w:color w:val="FF0000"/>
+                <w:lang w:val="en-US" w:eastAsia="zh-Hans"/>
+              </w:rPr>
+            </w:pPr>
+            <w:r>
+              <w:rPr>
+                <w:rFonts w:ascii="Times New Roman" w:hAnsi="Times New Roman" w:eastAsia="微软雅黑" w:cs="Times New Roman"/>
+                <w:b/>
+                <w:color w:val="000000"/>
                 <w:kern w:val="2"/>
                 <w:sz w:val="21"/>
                 <w:szCs w:val="21"/>
@@ -1822,7 +2030,7 @@
             <w:r>
               <w:rPr>
                 <w:rFonts w:ascii="Times New Roman" w:hAnsi="Times New Roman" w:eastAsia="微软雅黑" w:cs="Times New Roman"/>
-                <w:color w:val="FF0000"/>
+                <w:color w:val="000000"/>
                 <w:kern w:val="2"/>
                 <w:sz w:val="21"/>
                 <w:szCs w:val="21"/>
@@ -1853,12 +2061,66 @@
             <w:r>
               <w:rPr>
                 <w:rFonts w:ascii="Times New Roman" w:hAnsi="Times New Roman" w:eastAsia="微软雅黑" w:cs="Times New Roman"/>
-                <w:color w:val="FF0000"/>
+                <w:color w:val="000000"/>
                 <w:kern w:val="2"/>
                 <w:sz w:val="21"/>
                 <w:szCs w:val="21"/>
               </w:rPr>
               <w:t>{{ tip.mutFreq }}</w:t>
+            </w:r>
+          </w:p>
+        </w:tc>
+      </w:tr>
+      <w:tr>
+        <w:tblPrEx>
+          <w:tblBorders>
+            <w:top w:val="single" w:color="A4A4A4" w:sz="4" w:space="0"/>
+            <w:left w:val="none" w:color="auto" w:sz="0" w:space="0"/>
+            <w:bottom w:val="single" w:color="A4A4A4" w:sz="4" w:space="0"/>
+            <w:right w:val="none" w:color="auto" w:sz="0" w:space="0"/>
+            <w:insideH w:val="single" w:color="A4A4A4" w:sz="4" w:space="0"/>
+            <w:insideV w:val="single" w:color="A4A4A4" w:sz="4" w:space="0"/>
+          </w:tblBorders>
+          <w:tblCellMar>
+            <w:top w:w="0" w:type="dxa"/>
+            <w:left w:w="108" w:type="dxa"/>
+            <w:bottom w:w="0" w:type="dxa"/>
+            <w:right w:w="108" w:type="dxa"/>
+          </w:tblCellMar>
+        </w:tblPrEx>
+        <w:trPr>
+          <w:trHeight w:val="288" w:hRule="atLeast"/>
+        </w:trPr>
+        <w:tc>
+          <w:tcPr>
+            <w:tcW w:w="9896" w:type="dxa"/>
+            <w:gridSpan w:val="3"/>
+            <w:tcBorders>
+              <w:top w:val="nil"/>
+            </w:tcBorders>
+            <w:shd w:val="clear" w:color="auto" w:fill="auto"/>
+            <w:noWrap/>
+            <w:vAlign w:val="center"/>
+          </w:tcPr>
+          <w:p>
+            <w:pPr>
+              <w:jc w:val="center"/>
+              <w:rPr>
+                <w:rFonts w:hint="eastAsia" w:ascii="Times New Roman" w:hAnsi="Times New Roman" w:eastAsia="微软雅黑" w:cs="Times New Roman"/>
+                <w:sz w:val="18"/>
+                <w:szCs w:val="18"/>
+                <w:lang w:val="en-US" w:eastAsia="zh-CN"/>
+              </w:rPr>
+            </w:pPr>
+            <w:r>
+              <w:rPr>
+                <w:rFonts w:ascii="Times New Roman" w:hAnsi="Times New Roman" w:eastAsia="微软雅黑" w:cs="Times New Roman"/>
+                <w:color w:val="000000"/>
+                <w:kern w:val="2"/>
+                <w:sz w:val="21"/>
+                <w:szCs w:val="21"/>
+              </w:rPr>
+              <w:t>{%tr endif %}</w:t>
             </w:r>
           </w:p>
         </w:tc>
@@ -1913,235 +2175,6 @@
                 <w:sz w:val="21"/>
                 <w:szCs w:val="21"/>
               </w:rPr>
-              <w:t>{%tr else %}</w:t>
-            </w:r>
-          </w:p>
-        </w:tc>
-      </w:tr>
-      <w:tr>
-        <w:tblPrEx>
-          <w:tblBorders>
-            <w:top w:val="single" w:color="A4A4A4" w:sz="4" w:space="0"/>
-            <w:left w:val="none" w:color="auto" w:sz="0" w:space="0"/>
-            <w:bottom w:val="single" w:color="A4A4A4" w:sz="4" w:space="0"/>
-            <w:right w:val="none" w:color="auto" w:sz="0" w:space="0"/>
-            <w:insideH w:val="single" w:color="A4A4A4" w:sz="4" w:space="0"/>
-            <w:insideV w:val="single" w:color="A4A4A4" w:sz="4" w:space="0"/>
-          </w:tblBorders>
-          <w:shd w:val="clear" w:color="auto" w:fill="auto"/>
-          <w:tblCellMar>
-            <w:top w:w="0" w:type="dxa"/>
-            <w:left w:w="108" w:type="dxa"/>
-            <w:bottom w:w="0" w:type="dxa"/>
-            <w:right w:w="108" w:type="dxa"/>
-          </w:tblCellMar>
-        </w:tblPrEx>
-        <w:trPr>
-          <w:trHeight w:val="288" w:hRule="atLeast"/>
-        </w:trPr>
-        <w:tc>
-          <w:tcPr>
-            <w:tcW w:w="2148" w:type="dxa"/>
-            <w:tcBorders>
-              <w:top w:val="nil"/>
-            </w:tcBorders>
-            <w:shd w:val="clear" w:color="auto" w:fill="auto"/>
-            <w:noWrap/>
-            <w:vAlign w:val="center"/>
-          </w:tcPr>
-          <w:p>
-            <w:pPr>
-              <w:ind w:left="162" w:leftChars="0" w:right="163" w:rightChars="0"/>
-              <w:jc w:val="center"/>
-              <w:rPr>
-                <w:rFonts w:hint="eastAsia" w:ascii="Times New Roman" w:hAnsi="Times New Roman" w:eastAsia="微软雅黑" w:cs="Times New Roman"/>
-                <w:sz w:val="18"/>
-                <w:szCs w:val="18"/>
-                <w:lang w:val="en-US" w:eastAsia="zh-Hans"/>
-              </w:rPr>
-            </w:pPr>
-            <w:r>
-              <w:rPr>
-                <w:rFonts w:ascii="Times New Roman" w:hAnsi="Times New Roman" w:eastAsia="微软雅黑" w:cs="Times New Roman"/>
-                <w:b/>
-                <w:color w:val="000000"/>
-                <w:kern w:val="2"/>
-                <w:sz w:val="21"/>
-                <w:szCs w:val="21"/>
-              </w:rPr>
-              <w:t>{{ tip.gene }}</w:t>
-            </w:r>
-          </w:p>
-        </w:tc>
-        <w:tc>
-          <w:tcPr>
-            <w:tcW w:w="5452" w:type="dxa"/>
-            <w:tcBorders>
-              <w:top w:val="nil"/>
-            </w:tcBorders>
-            <w:shd w:val="clear" w:color="auto" w:fill="auto"/>
-            <w:vAlign w:val="center"/>
-          </w:tcPr>
-          <w:p>
-            <w:pPr>
-              <w:spacing w:before="2"/>
-              <w:ind w:left="116" w:leftChars="0" w:right="116" w:rightChars="0"/>
-              <w:jc w:val="center"/>
-              <w:rPr>
-                <w:rFonts w:hint="eastAsia" w:ascii="Times New Roman" w:hAnsi="Times New Roman" w:eastAsia="微软雅黑" w:cs="Times New Roman"/>
-                <w:sz w:val="18"/>
-                <w:szCs w:val="18"/>
-                <w:lang w:val="en-US" w:eastAsia="zh-CN"/>
-              </w:rPr>
-            </w:pPr>
-            <w:r>
-              <w:rPr>
-                <w:rFonts w:ascii="Times New Roman" w:hAnsi="Times New Roman" w:eastAsia="微软雅黑" w:cs="Times New Roman"/>
-                <w:color w:val="000000"/>
-                <w:kern w:val="2"/>
-                <w:sz w:val="21"/>
-                <w:szCs w:val="21"/>
-              </w:rPr>
-              <w:t>{{ tip.ori_variant }}</w:t>
-            </w:r>
-          </w:p>
-        </w:tc>
-        <w:tc>
-          <w:tcPr>
-            <w:tcW w:w="2296" w:type="dxa"/>
-            <w:tcBorders>
-              <w:top w:val="nil"/>
-            </w:tcBorders>
-            <w:shd w:val="clear" w:color="auto" w:fill="auto"/>
-            <w:vAlign w:val="center"/>
-          </w:tcPr>
-          <w:p>
-            <w:pPr>
-              <w:jc w:val="center"/>
-              <w:rPr>
-                <w:rFonts w:hint="eastAsia" w:ascii="Times New Roman" w:hAnsi="Times New Roman" w:eastAsia="微软雅黑" w:cs="Times New Roman"/>
-                <w:sz w:val="18"/>
-                <w:szCs w:val="18"/>
-                <w:lang w:val="en-US" w:eastAsia="zh-CN"/>
-              </w:rPr>
-            </w:pPr>
-            <w:r>
-              <w:rPr>
-                <w:rFonts w:ascii="Times New Roman" w:hAnsi="Times New Roman" w:eastAsia="微软雅黑" w:cs="Times New Roman"/>
-                <w:color w:val="000000"/>
-                <w:kern w:val="2"/>
-                <w:sz w:val="21"/>
-                <w:szCs w:val="21"/>
-              </w:rPr>
-              <w:t>{{ tip.mutFreq }}</w:t>
-            </w:r>
-          </w:p>
-        </w:tc>
-      </w:tr>
-      <w:tr>
-        <w:tblPrEx>
-          <w:tblBorders>
-            <w:top w:val="single" w:color="A4A4A4" w:sz="4" w:space="0"/>
-            <w:left w:val="none" w:color="auto" w:sz="0" w:space="0"/>
-            <w:bottom w:val="single" w:color="A4A4A4" w:sz="4" w:space="0"/>
-            <w:right w:val="none" w:color="auto" w:sz="0" w:space="0"/>
-            <w:insideH w:val="single" w:color="A4A4A4" w:sz="4" w:space="0"/>
-            <w:insideV w:val="single" w:color="A4A4A4" w:sz="4" w:space="0"/>
-          </w:tblBorders>
-          <w:shd w:val="clear" w:color="auto" w:fill="auto"/>
-          <w:tblCellMar>
-            <w:top w:w="0" w:type="dxa"/>
-            <w:left w:w="108" w:type="dxa"/>
-            <w:bottom w:w="0" w:type="dxa"/>
-            <w:right w:w="108" w:type="dxa"/>
-          </w:tblCellMar>
-        </w:tblPrEx>
-        <w:trPr>
-          <w:trHeight w:val="288" w:hRule="atLeast"/>
-        </w:trPr>
-        <w:tc>
-          <w:tcPr>
-            <w:tcW w:w="9896" w:type="dxa"/>
-            <w:gridSpan w:val="3"/>
-            <w:tcBorders>
-              <w:top w:val="nil"/>
-            </w:tcBorders>
-            <w:shd w:val="clear" w:color="auto" w:fill="auto"/>
-            <w:noWrap/>
-            <w:vAlign w:val="center"/>
-          </w:tcPr>
-          <w:p>
-            <w:pPr>
-              <w:jc w:val="center"/>
-              <w:rPr>
-                <w:rFonts w:hint="eastAsia" w:ascii="Times New Roman" w:hAnsi="Times New Roman" w:eastAsia="微软雅黑" w:cs="Times New Roman"/>
-                <w:sz w:val="18"/>
-                <w:szCs w:val="18"/>
-                <w:lang w:val="en-US" w:eastAsia="zh-CN"/>
-              </w:rPr>
-            </w:pPr>
-            <w:r>
-              <w:rPr>
-                <w:rFonts w:ascii="Times New Roman" w:hAnsi="Times New Roman" w:eastAsia="微软雅黑" w:cs="Times New Roman"/>
-                <w:color w:val="000000"/>
-                <w:kern w:val="2"/>
-                <w:sz w:val="21"/>
-                <w:szCs w:val="21"/>
-              </w:rPr>
-              <w:t>{%tr endif %}</w:t>
-            </w:r>
-          </w:p>
-        </w:tc>
-      </w:tr>
-      <w:tr>
-        <w:tblPrEx>
-          <w:tblBorders>
-            <w:top w:val="single" w:color="A4A4A4" w:sz="4" w:space="0"/>
-            <w:left w:val="none" w:color="auto" w:sz="0" w:space="0"/>
-            <w:bottom w:val="single" w:color="A4A4A4" w:sz="4" w:space="0"/>
-            <w:right w:val="none" w:color="auto" w:sz="0" w:space="0"/>
-            <w:insideH w:val="single" w:color="A4A4A4" w:sz="4" w:space="0"/>
-            <w:insideV w:val="single" w:color="A4A4A4" w:sz="4" w:space="0"/>
-          </w:tblBorders>
-          <w:tblCellMar>
-            <w:top w:w="0" w:type="dxa"/>
-            <w:left w:w="108" w:type="dxa"/>
-            <w:bottom w:w="0" w:type="dxa"/>
-            <w:right w:w="108" w:type="dxa"/>
-          </w:tblCellMar>
-        </w:tblPrEx>
-        <w:trPr>
-          <w:trHeight w:val="288" w:hRule="atLeast"/>
-        </w:trPr>
-        <w:tc>
-          <w:tcPr>
-            <w:tcW w:w="9896" w:type="dxa"/>
-            <w:gridSpan w:val="3"/>
-            <w:tcBorders>
-              <w:top w:val="nil"/>
-            </w:tcBorders>
-            <w:shd w:val="clear" w:color="auto" w:fill="auto"/>
-            <w:noWrap/>
-            <w:vAlign w:val="center"/>
-          </w:tcPr>
-          <w:p>
-            <w:pPr>
-              <w:jc w:val="center"/>
-              <w:rPr>
-                <w:rFonts w:hint="eastAsia" w:ascii="Times New Roman" w:hAnsi="Times New Roman" w:eastAsia="微软雅黑" w:cs="Times New Roman"/>
-                <w:sz w:val="18"/>
-                <w:szCs w:val="18"/>
-                <w:lang w:val="en-US" w:eastAsia="zh-CN"/>
-              </w:rPr>
-            </w:pPr>
-            <w:r>
-              <w:rPr>
-                <w:rFonts w:ascii="Times New Roman" w:hAnsi="Times New Roman" w:eastAsia="微软雅黑" w:cs="Times New Roman"/>
-                <w:color w:val="000000"/>
-                <w:kern w:val="2"/>
-                <w:sz w:val="21"/>
-                <w:szCs w:val="21"/>
-              </w:rPr>
               <w:t>{%tr endfor %}</w:t>
             </w:r>
           </w:p>
@@ -2258,7 +2291,7 @@
     </w:p>
     <w:tbl>
       <w:tblPr>
-        <w:tblStyle w:val="40"/>
+        <w:tblStyle w:val="41"/>
         <w:tblW w:w="5139" w:type="pct"/>
         <w:jc w:val="center"/>
         <w:tblBorders>
@@ -2319,7 +2352,7 @@
           </w:tcPr>
           <w:p>
             <w:pPr>
-              <w:pStyle w:val="25"/>
+              <w:pStyle w:val="26"/>
               <w:jc w:val="center"/>
               <w:rPr>
                 <w:rFonts w:hint="default" w:ascii="Times New Roman" w:hAnsi="Times New Roman" w:eastAsia="微软雅黑" w:cs="Times New Roman"/>
@@ -2365,7 +2398,7 @@
           </w:tcPr>
           <w:p>
             <w:pPr>
-              <w:pStyle w:val="25"/>
+              <w:pStyle w:val="26"/>
               <w:jc w:val="center"/>
               <w:rPr>
                 <w:rFonts w:hint="default" w:ascii="Times New Roman" w:hAnsi="Times New Roman" w:eastAsia="微软雅黑" w:cs="Times New Roman"/>
@@ -2409,7 +2442,7 @@
           </w:tcPr>
           <w:p>
             <w:pPr>
-              <w:pStyle w:val="25"/>
+              <w:pStyle w:val="26"/>
               <w:jc w:val="center"/>
               <w:rPr>
                 <w:rFonts w:hint="default" w:ascii="Times New Roman" w:hAnsi="Times New Roman" w:eastAsia="微软雅黑" w:cs="Times New Roman"/>
@@ -2454,7 +2487,7 @@
           </w:tcPr>
           <w:p>
             <w:pPr>
-              <w:pStyle w:val="25"/>
+              <w:pStyle w:val="26"/>
               <w:jc w:val="center"/>
               <w:rPr>
                 <w:rFonts w:hint="default" w:ascii="Times New Roman" w:hAnsi="Times New Roman" w:eastAsia="微软雅黑" w:cs="Times New Roman"/>
@@ -2537,7 +2570,7 @@
           </w:tcPr>
           <w:p>
             <w:pPr>
-              <w:pStyle w:val="25"/>
+              <w:pStyle w:val="26"/>
               <w:jc w:val="center"/>
               <w:rPr>
                 <w:rFonts w:hint="default" w:ascii="Times New Roman" w:hAnsi="Times New Roman" w:eastAsia="微软雅黑" w:cs="Times New Roman"/>
@@ -2583,7 +2616,7 @@
           </w:tcPr>
           <w:p>
             <w:pPr>
-              <w:pStyle w:val="25"/>
+              <w:pStyle w:val="26"/>
               <w:jc w:val="center"/>
               <w:rPr>
                 <w:rFonts w:hint="default" w:ascii="Times New Roman" w:hAnsi="Times New Roman" w:eastAsia="微软雅黑" w:cs="Times New Roman"/>
@@ -5147,9 +5180,9 @@
           <w:lang w:eastAsia="zh-CN"/>
         </w:rPr>
       </w:pPr>
-      <w:bookmarkStart w:id="0" w:name="_Toc526855032"/>
+      <w:bookmarkStart w:id="0" w:name="_Toc527112380"/>
       <w:bookmarkStart w:id="1" w:name="_Toc99096407"/>
-      <w:bookmarkStart w:id="2" w:name="_Toc527112380"/>
+      <w:bookmarkStart w:id="2" w:name="_Toc526855032"/>
       <w:r>
         <w:rPr>
           <w:rFonts w:hint="default" w:ascii="Times New Roman" w:hAnsi="Times New Roman" w:eastAsia="微软雅黑" w:cs="Times New Roman"/>
@@ -5163,7 +5196,7 @@
     </w:p>
     <w:tbl>
       <w:tblPr>
-        <w:tblStyle w:val="17"/>
+        <w:tblStyle w:val="18"/>
         <w:tblW w:w="8426" w:type="dxa"/>
         <w:jc w:val="center"/>
         <w:tblBorders>
@@ -5647,9 +5680,9 @@
           <w:lang w:eastAsia="zh-CN"/>
         </w:rPr>
       </w:pPr>
-      <w:bookmarkStart w:id="6" w:name="_Toc526855034"/>
+      <w:bookmarkStart w:id="6" w:name="_Toc99096409"/>
       <w:bookmarkStart w:id="7" w:name="_Toc527112382"/>
-      <w:bookmarkStart w:id="8" w:name="_Toc99096409"/>
+      <w:bookmarkStart w:id="8" w:name="_Toc526855034"/>
       <w:r>
         <w:rPr>
           <w:rFonts w:hint="default" w:ascii="Times New Roman" w:hAnsi="Times New Roman" w:eastAsia="微软雅黑" w:cs="Times New Roman"/>
@@ -5689,7 +5722,7 @@
     </w:p>
     <w:tbl>
       <w:tblPr>
-        <w:tblStyle w:val="40"/>
+        <w:tblStyle w:val="41"/>
         <w:tblW w:w="5173" w:type="pct"/>
         <w:jc w:val="center"/>
         <w:tblBorders>
@@ -5750,7 +5783,7 @@
           </w:tcPr>
           <w:p>
             <w:pPr>
-              <w:pStyle w:val="25"/>
+              <w:pStyle w:val="26"/>
               <w:jc w:val="center"/>
               <w:rPr>
                 <w:rFonts w:ascii="Times New Roman" w:hAnsi="Times New Roman" w:eastAsia="微软雅黑" w:cs="Times New Roman"/>
@@ -5796,7 +5829,7 @@
           </w:tcPr>
           <w:p>
             <w:pPr>
-              <w:pStyle w:val="25"/>
+              <w:pStyle w:val="26"/>
               <w:jc w:val="center"/>
               <w:rPr>
                 <w:rFonts w:ascii="Times New Roman" w:hAnsi="Times New Roman" w:eastAsia="微软雅黑" w:cs="Times New Roman"/>
@@ -5840,7 +5873,7 @@
           </w:tcPr>
           <w:p>
             <w:pPr>
-              <w:pStyle w:val="25"/>
+              <w:pStyle w:val="26"/>
               <w:jc w:val="center"/>
               <w:rPr>
                 <w:rFonts w:ascii="Times New Roman" w:hAnsi="Times New Roman" w:eastAsia="微软雅黑" w:cs="Times New Roman"/>
@@ -5885,7 +5918,7 @@
           </w:tcPr>
           <w:p>
             <w:pPr>
-              <w:pStyle w:val="25"/>
+              <w:pStyle w:val="26"/>
               <w:jc w:val="center"/>
               <w:rPr>
                 <w:rFonts w:ascii="Times New Roman" w:hAnsi="Times New Roman" w:eastAsia="微软雅黑" w:cs="Times New Roman"/>
@@ -5968,7 +6001,7 @@
           </w:tcPr>
           <w:p>
             <w:pPr>
-              <w:pStyle w:val="25"/>
+              <w:pStyle w:val="26"/>
               <w:jc w:val="center"/>
               <w:rPr>
                 <w:rFonts w:ascii="Times New Roman" w:hAnsi="Times New Roman" w:eastAsia="微软雅黑" w:cs="Times New Roman"/>
@@ -6014,7 +6047,7 @@
           </w:tcPr>
           <w:p>
             <w:pPr>
-              <w:pStyle w:val="25"/>
+              <w:pStyle w:val="26"/>
               <w:jc w:val="center"/>
               <w:rPr>
                 <w:rFonts w:ascii="Times New Roman" w:hAnsi="Times New Roman" w:eastAsia="微软雅黑" w:cs="Times New Roman"/>
@@ -8593,9 +8626,9 @@
           </w14:textFill>
         </w:rPr>
       </w:pPr>
-      <w:bookmarkStart w:id="11" w:name="_Toc99096411"/>
+      <w:bookmarkStart w:id="11" w:name="_Toc527112383"/>
       <w:bookmarkStart w:id="12" w:name="_Toc526855035"/>
-      <w:bookmarkStart w:id="13" w:name="_Toc527112383"/>
+      <w:bookmarkStart w:id="13" w:name="_Toc99096411"/>
       <w:r>
         <w:rPr>
           <w:rFonts w:hint="default" w:ascii="Times New Roman" w:hAnsi="Times New Roman" w:eastAsia="微软雅黑" w:cs="Times New Roman"/>
@@ -8815,8 +8848,8 @@
         <w:t>unknownVarAnalysisStr %}</w:t>
       </w:r>
       <w:bookmarkStart w:id="14" w:name="_Toc32302"/>
-      <w:bookmarkStart w:id="15" w:name="_Toc20896"/>
-      <w:bookmarkStart w:id="16" w:name="_Toc25659"/>
+      <w:bookmarkStart w:id="15" w:name="_Toc25659"/>
+      <w:bookmarkStart w:id="16" w:name="_Toc20896"/>
       <w:r>
         <w:rPr>
           <w:rFonts w:hint="default" w:ascii="Times New Roman" w:hAnsi="Times New Roman" w:eastAsia="微软雅黑" w:cs="Times New Roman"/>
@@ -8910,7 +8943,7 @@
     </w:p>
     <w:tbl>
       <w:tblPr>
-        <w:tblStyle w:val="17"/>
+        <w:tblStyle w:val="18"/>
         <w:tblpPr w:leftFromText="180" w:rightFromText="180" w:vertAnchor="text" w:tblpXSpec="center" w:tblpY="1"/>
         <w:tblOverlap w:val="never"/>
         <w:tblW w:w="9870" w:type="dxa"/>
@@ -10790,7 +10823,7 @@
     </w:tbl>
     <w:p>
       <w:pPr>
-        <w:pStyle w:val="41"/>
+        <w:pStyle w:val="42"/>
         <w:rPr>
           <w:rFonts w:hint="default" w:ascii="Times New Roman" w:hAnsi="Times New Roman" w:eastAsia="微软雅黑" w:cs="Times New Roman"/>
           <w:b/>
@@ -10878,7 +10911,7 @@
     </w:p>
     <w:tbl>
       <w:tblPr>
-        <w:tblStyle w:val="17"/>
+        <w:tblStyle w:val="18"/>
         <w:tblpPr w:leftFromText="180" w:rightFromText="180" w:vertAnchor="text" w:tblpXSpec="center" w:tblpY="1"/>
         <w:tblOverlap w:val="never"/>
         <w:tblW w:w="9870" w:type="dxa"/>
@@ -11158,7 +11191,7 @@
     </w:tbl>
     <w:p>
       <w:pPr>
-        <w:pStyle w:val="41"/>
+        <w:pStyle w:val="42"/>
         <w:rPr>
           <w:rFonts w:hint="eastAsia" w:ascii="Times New Roman" w:hAnsi="Times New Roman" w:eastAsia="微软雅黑" w:cs="Times New Roman"/>
           <w:b/>
@@ -11194,7 +11227,7 @@
     </w:p>
     <w:p>
       <w:pPr>
-        <w:pStyle w:val="41"/>
+        <w:pStyle w:val="42"/>
         <w:rPr>
           <w:rFonts w:hint="default" w:ascii="Times New Roman" w:hAnsi="Times New Roman" w:eastAsia="微软雅黑" w:cs="Times New Roman"/>
           <w:b/>
@@ -11243,7 +11276,7 @@
     </w:p>
     <w:p>
       <w:pPr>
-        <w:pStyle w:val="24"/>
+        <w:pStyle w:val="25"/>
         <w:numPr>
           <w:ilvl w:val="0"/>
           <w:numId w:val="3"/>
@@ -11280,7 +11313,7 @@
     </w:p>
     <w:tbl>
       <w:tblPr>
-        <w:tblStyle w:val="39"/>
+        <w:tblStyle w:val="40"/>
         <w:tblW w:w="4228" w:type="pct"/>
         <w:jc w:val="center"/>
         <w:tblBorders>
@@ -13963,7 +13996,7 @@
       <w:szCs w:val="18"/>
     </w:rPr>
   </w:style>
-  <w:style w:type="character" w:default="1" w:styleId="19">
+  <w:style w:type="character" w:default="1" w:styleId="20">
     <w:name w:val="Default Paragraph Font"/>
     <w:autoRedefine/>
     <w:semiHidden/>
@@ -13971,7 +14004,7 @@
     <w:qFormat/>
     <w:uiPriority w:val="1"/>
   </w:style>
-  <w:style w:type="table" w:default="1" w:styleId="17">
+  <w:style w:type="table" w:default="1" w:styleId="18">
     <w:name w:val="Normal Table"/>
     <w:autoRedefine/>
     <w:semiHidden/>
@@ -14019,7 +14052,7 @@
   <w:style w:type="paragraph" w:styleId="12">
     <w:name w:val="Balloon Text"/>
     <w:basedOn w:val="1"/>
-    <w:link w:val="31"/>
+    <w:link w:val="32"/>
     <w:autoRedefine/>
     <w:qFormat/>
     <w:uiPriority w:val="0"/>
@@ -14031,7 +14064,7 @@
   <w:style w:type="paragraph" w:styleId="13">
     <w:name w:val="footer"/>
     <w:basedOn w:val="1"/>
-    <w:link w:val="27"/>
+    <w:link w:val="28"/>
     <w:autoRedefine/>
     <w:qFormat/>
     <w:uiPriority w:val="0"/>
@@ -14046,7 +14079,7 @@
   <w:style w:type="paragraph" w:styleId="14">
     <w:name w:val="header"/>
     <w:basedOn w:val="1"/>
-    <w:link w:val="26"/>
+    <w:link w:val="27"/>
     <w:autoRedefine/>
     <w:qFormat/>
     <w:uiPriority w:val="0"/>
@@ -14081,9 +14114,42 @@
       <w:ind w:left="420" w:leftChars="200"/>
     </w:pPr>
   </w:style>
-  <w:style w:type="table" w:styleId="18">
+  <w:style w:type="paragraph" w:styleId="17">
+    <w:name w:val="HTML Preformatted"/>
+    <w:basedOn w:val="1"/>
+    <w:uiPriority w:val="0"/>
+    <w:pPr>
+      <w:tabs>
+        <w:tab w:val="left" w:pos="916"/>
+        <w:tab w:val="left" w:pos="1832"/>
+        <w:tab w:val="left" w:pos="2748"/>
+        <w:tab w:val="left" w:pos="3664"/>
+        <w:tab w:val="left" w:pos="4580"/>
+        <w:tab w:val="left" w:pos="5496"/>
+        <w:tab w:val="left" w:pos="6412"/>
+        <w:tab w:val="left" w:pos="7328"/>
+        <w:tab w:val="left" w:pos="8244"/>
+        <w:tab w:val="left" w:pos="9160"/>
+        <w:tab w:val="left" w:pos="10076"/>
+        <w:tab w:val="left" w:pos="10992"/>
+        <w:tab w:val="left" w:pos="11908"/>
+        <w:tab w:val="left" w:pos="12824"/>
+        <w:tab w:val="left" w:pos="13740"/>
+        <w:tab w:val="left" w:pos="14656"/>
+      </w:tabs>
+      <w:jc w:val="left"/>
+    </w:pPr>
+    <w:rPr>
+      <w:rFonts w:hint="eastAsia" w:ascii="宋体" w:hAnsi="宋体" w:eastAsia="宋体" w:cs="宋体"/>
+      <w:kern w:val="0"/>
+      <w:sz w:val="24"/>
+      <w:szCs w:val="24"/>
+      <w:lang w:val="en-US" w:eastAsia="zh-CN" w:bidi="ar"/>
+    </w:rPr>
+  </w:style>
+  <w:style w:type="table" w:styleId="19">
     <w:name w:val="Table Grid"/>
-    <w:basedOn w:val="17"/>
+    <w:basedOn w:val="18"/>
     <w:autoRedefine/>
     <w:qFormat/>
     <w:uiPriority w:val="0"/>
@@ -14108,9 +14174,9 @@
       </w:tblCellMar>
     </w:tblPr>
   </w:style>
-  <w:style w:type="character" w:styleId="20">
+  <w:style w:type="character" w:styleId="21">
     <w:name w:val="Hyperlink"/>
-    <w:basedOn w:val="19"/>
+    <w:basedOn w:val="20"/>
     <w:autoRedefine/>
     <w:qFormat/>
     <w:uiPriority w:val="99"/>
@@ -14119,9 +14185,9 @@
       <w:u w:val="single"/>
     </w:rPr>
   </w:style>
-  <w:style w:type="character" w:styleId="21">
+  <w:style w:type="character" w:styleId="22">
     <w:name w:val="annotation reference"/>
-    <w:basedOn w:val="19"/>
+    <w:basedOn w:val="20"/>
     <w:autoRedefine/>
     <w:qFormat/>
     <w:uiPriority w:val="0"/>
@@ -14130,7 +14196,7 @@
       <w:szCs w:val="21"/>
     </w:rPr>
   </w:style>
-  <w:style w:type="paragraph" w:customStyle="1" w:styleId="22">
+  <w:style w:type="paragraph" w:customStyle="1" w:styleId="23">
     <w:name w:val="普通(网站)1"/>
     <w:basedOn w:val="1"/>
     <w:autoRedefine/>
@@ -14146,7 +14212,7 @@
       <w:lang w:eastAsia="zh-CN"/>
     </w:rPr>
   </w:style>
-  <w:style w:type="table" w:customStyle="1" w:styleId="23">
+  <w:style w:type="table" w:customStyle="1" w:styleId="24">
     <w:name w:val="Table Normal"/>
     <w:autoRedefine/>
     <w:qFormat/>
@@ -14160,7 +14226,7 @@
       </w:tblCellMar>
     </w:tblPr>
   </w:style>
-  <w:style w:type="paragraph" w:customStyle="1" w:styleId="24">
+  <w:style w:type="paragraph" w:customStyle="1" w:styleId="25">
     <w:name w:val="列出段落1"/>
     <w:basedOn w:val="1"/>
     <w:autoRedefine/>
@@ -14174,16 +14240,16 @@
       <w:rFonts w:ascii="Times New Roman" w:hAnsi="Times New Roman" w:eastAsia="Times New Roman" w:cs="Times New Roman"/>
     </w:rPr>
   </w:style>
-  <w:style w:type="paragraph" w:customStyle="1" w:styleId="25">
+  <w:style w:type="paragraph" w:customStyle="1" w:styleId="26">
     <w:name w:val="Table Paragraph"/>
     <w:basedOn w:val="1"/>
     <w:autoRedefine/>
     <w:qFormat/>
     <w:uiPriority w:val="0"/>
   </w:style>
-  <w:style w:type="character" w:customStyle="1" w:styleId="26">
+  <w:style w:type="character" w:customStyle="1" w:styleId="27">
     <w:name w:val="页眉 Char"/>
-    <w:basedOn w:val="19"/>
+    <w:basedOn w:val="20"/>
     <w:link w:val="14"/>
     <w:autoRedefine/>
     <w:qFormat/>
@@ -14194,9 +14260,9 @@
       <w:szCs w:val="18"/>
     </w:rPr>
   </w:style>
-  <w:style w:type="character" w:customStyle="1" w:styleId="27">
+  <w:style w:type="character" w:customStyle="1" w:styleId="28">
     <w:name w:val="页脚 Char"/>
-    <w:basedOn w:val="19"/>
+    <w:basedOn w:val="20"/>
     <w:link w:val="13"/>
     <w:autoRedefine/>
     <w:qFormat/>
@@ -14207,9 +14273,9 @@
       <w:szCs w:val="18"/>
     </w:rPr>
   </w:style>
-  <w:style w:type="character" w:customStyle="1" w:styleId="28">
+  <w:style w:type="character" w:customStyle="1" w:styleId="29">
     <w:name w:val="font21"/>
-    <w:basedOn w:val="19"/>
+    <w:basedOn w:val="20"/>
     <w:autoRedefine/>
     <w:qFormat/>
     <w:uiPriority w:val="0"/>
@@ -14221,9 +14287,9 @@
       <w:u w:val="none"/>
     </w:rPr>
   </w:style>
-  <w:style w:type="character" w:customStyle="1" w:styleId="29">
+  <w:style w:type="character" w:customStyle="1" w:styleId="30">
     <w:name w:val="font01"/>
-    <w:basedOn w:val="19"/>
+    <w:basedOn w:val="20"/>
     <w:autoRedefine/>
     <w:qFormat/>
     <w:uiPriority w:val="0"/>
@@ -14235,9 +14301,9 @@
       <w:u w:val="none"/>
     </w:rPr>
   </w:style>
-  <w:style w:type="character" w:customStyle="1" w:styleId="30">
+  <w:style w:type="character" w:customStyle="1" w:styleId="31">
     <w:name w:val="font11"/>
-    <w:basedOn w:val="19"/>
+    <w:basedOn w:val="20"/>
     <w:autoRedefine/>
     <w:qFormat/>
     <w:uiPriority w:val="0"/>
@@ -14249,9 +14315,9 @@
       <w:u w:val="none"/>
     </w:rPr>
   </w:style>
-  <w:style w:type="character" w:customStyle="1" w:styleId="31">
+  <w:style w:type="character" w:customStyle="1" w:styleId="32">
     <w:name w:val="批注框文本 Char"/>
-    <w:basedOn w:val="19"/>
+    <w:basedOn w:val="20"/>
     <w:link w:val="12"/>
     <w:autoRedefine/>
     <w:qFormat/>
@@ -14263,7 +14329,7 @@
       <w:lang w:eastAsia="en-US"/>
     </w:rPr>
   </w:style>
-  <w:style w:type="paragraph" w:customStyle="1" w:styleId="32">
+  <w:style w:type="paragraph" w:customStyle="1" w:styleId="33">
     <w:name w:val="TOC 标题1"/>
     <w:basedOn w:val="2"/>
     <w:next w:val="1"/>
@@ -14288,7 +14354,7 @@
       <w:lang w:eastAsia="zh-CN"/>
     </w:rPr>
   </w:style>
-  <w:style w:type="paragraph" w:customStyle="1" w:styleId="33">
+  <w:style w:type="paragraph" w:customStyle="1" w:styleId="34">
     <w:name w:val="列出段落2"/>
     <w:basedOn w:val="1"/>
     <w:autoRedefine/>
@@ -14298,9 +14364,9 @@
       <w:ind w:firstLine="420" w:firstLineChars="200"/>
     </w:pPr>
   </w:style>
-  <w:style w:type="table" w:customStyle="1" w:styleId="34">
+  <w:style w:type="table" w:customStyle="1" w:styleId="35">
     <w:name w:val="网格型浅色11"/>
-    <w:basedOn w:val="17"/>
+    <w:basedOn w:val="18"/>
     <w:autoRedefine/>
     <w:qFormat/>
     <w:uiPriority w:val="0"/>
@@ -14330,7 +14396,7 @@
       </w:tblCellMar>
     </w:tblPr>
   </w:style>
-  <w:style w:type="paragraph" w:customStyle="1" w:styleId="35">
+  <w:style w:type="paragraph" w:customStyle="1" w:styleId="36">
     <w:name w:val="正文文本1"/>
     <w:autoRedefine/>
     <w:qFormat/>
@@ -14348,7 +14414,7 @@
       <w:lang w:val="en-US" w:eastAsia="zh-CN" w:bidi="ar-SA"/>
     </w:rPr>
   </w:style>
-  <w:style w:type="table" w:customStyle="1" w:styleId="36">
+  <w:style w:type="table" w:customStyle="1" w:styleId="37">
     <w:name w:val="Table Normal2"/>
     <w:autoRedefine/>
     <w:qFormat/>
@@ -14371,7 +14437,7 @@
       </w:tblCellMar>
     </w:tblPr>
   </w:style>
-  <w:style w:type="paragraph" w:customStyle="1" w:styleId="37">
+  <w:style w:type="paragraph" w:customStyle="1" w:styleId="38">
     <w:name w:val="List Paragraph1"/>
     <w:basedOn w:val="1"/>
     <w:autoRedefine/>
@@ -14381,7 +14447,7 @@
       <w:rFonts w:asciiTheme="minorHAnsi" w:hAnsiTheme="minorHAnsi" w:eastAsiaTheme="minorEastAsia" w:cstheme="minorBidi"/>
     </w:rPr>
   </w:style>
-  <w:style w:type="paragraph" w:styleId="38">
+  <w:style w:type="paragraph" w:styleId="39">
     <w:name w:val="List Paragraph"/>
     <w:basedOn w:val="1"/>
     <w:autoRedefine/>
@@ -14392,9 +14458,9 @@
       <w:ind w:firstLine="420" w:firstLineChars="200"/>
     </w:pPr>
   </w:style>
-  <w:style w:type="table" w:customStyle="1" w:styleId="39">
+  <w:style w:type="table" w:customStyle="1" w:styleId="40">
     <w:name w:val="网格型2"/>
-    <w:basedOn w:val="17"/>
+    <w:basedOn w:val="18"/>
     <w:autoRedefine/>
     <w:qFormat/>
     <w:uiPriority w:val="0"/>
@@ -14421,7 +14487,7 @@
       </w:tblCellMar>
     </w:tblPr>
   </w:style>
-  <w:style w:type="table" w:customStyle="1" w:styleId="40">
+  <w:style w:type="table" w:customStyle="1" w:styleId="41">
     <w:name w:val="Table Normal1"/>
     <w:autoRedefine/>
     <w:unhideWhenUsed/>
@@ -14436,7 +14502,7 @@
       </w:tblCellMar>
     </w:tblPr>
   </w:style>
-  <w:style w:type="paragraph" w:customStyle="1" w:styleId="41">
+  <w:style w:type="paragraph" w:customStyle="1" w:styleId="42">
     <w:name w:val="样式1"/>
     <w:basedOn w:val="10"/>
     <w:autoRedefine/>
